--- a/sem5/web-engineering/project/M-Abdul-Rafay_project_report.docx
+++ b/sem5/web-engineering/project/M-Abdul-Rafay_project_report.docx
@@ -318,25 +318,9 @@
           <w:sz w:val="28"/>
           <w:szCs w:val="28"/>
         </w:rPr>
-        <w:t>COURSE:</w:t>
-      </w:r>
-      <w:r>
-        <w:rPr>
-          <w:rFonts w:ascii="Calibri" w:hAnsi="Calibri" w:cs="Calibri"/>
-          <w:sz w:val="28"/>
-          <w:szCs w:val="28"/>
-        </w:rPr>
-        <w:t xml:space="preserve"> Computer Networks</w:t>
-      </w:r>
-    </w:p>
-    <w:p>
-      <w:pPr>
-        <w:rPr>
-          <w:rFonts w:ascii="Calibri" w:hAnsi="Calibri" w:cs="Calibri"/>
-          <w:sz w:val="28"/>
-          <w:szCs w:val="28"/>
-        </w:rPr>
-      </w:pPr>
+        <w:t>COURSE</w:t>
+      </w:r>
+      <w:proofErr w:type="gramStart"/>
       <w:r>
         <w:rPr>
           <w:rFonts w:ascii="Calibri" w:hAnsi="Calibri" w:cs="Calibri"/>
@@ -345,7 +329,7 @@
           <w:sz w:val="28"/>
           <w:szCs w:val="28"/>
         </w:rPr>
-        <w:t>SUBMITTED TO:</w:t>
+        <w:t>:</w:t>
       </w:r>
       <w:r>
         <w:rPr>
@@ -353,7 +337,7 @@
           <w:sz w:val="28"/>
           <w:szCs w:val="28"/>
         </w:rPr>
-        <w:t xml:space="preserve"> Mam </w:t>
+        <w:t xml:space="preserve"> </w:t>
       </w:r>
       <w:r>
         <w:rPr>
@@ -361,7 +345,51 @@
           <w:sz w:val="28"/>
           <w:szCs w:val="28"/>
         </w:rPr>
-        <w:t>Faryal</w:t>
+        <w:t xml:space="preserve"> Web</w:t>
+      </w:r>
+      <w:proofErr w:type="gramEnd"/>
+      <w:r>
+        <w:rPr>
+          <w:rFonts w:ascii="Calibri" w:hAnsi="Calibri" w:cs="Calibri"/>
+          <w:sz w:val="28"/>
+          <w:szCs w:val="28"/>
+        </w:rPr>
+        <w:t xml:space="preserve"> Engineering</w:t>
+      </w:r>
+    </w:p>
+    <w:p>
+      <w:pPr>
+        <w:rPr>
+          <w:rFonts w:ascii="Calibri" w:hAnsi="Calibri" w:cs="Calibri"/>
+          <w:sz w:val="28"/>
+          <w:szCs w:val="28"/>
+        </w:rPr>
+      </w:pPr>
+      <w:r>
+        <w:rPr>
+          <w:rFonts w:ascii="Calibri" w:hAnsi="Calibri" w:cs="Calibri"/>
+          <w:b/>
+          <w:bCs/>
+          <w:sz w:val="28"/>
+          <w:szCs w:val="28"/>
+        </w:rPr>
+        <w:t>SUBMITTED TO:</w:t>
+      </w:r>
+      <w:r>
+        <w:rPr>
+          <w:rFonts w:ascii="Calibri" w:hAnsi="Calibri" w:cs="Calibri"/>
+          <w:sz w:val="28"/>
+          <w:szCs w:val="28"/>
+        </w:rPr>
+        <w:t xml:space="preserve"> Mam </w:t>
+      </w:r>
+      <w:r>
+        <w:rPr>
+          <w:rFonts w:ascii="Calibri" w:hAnsi="Calibri" w:cs="Calibri"/>
+          <w:sz w:val="28"/>
+          <w:szCs w:val="28"/>
+        </w:rPr>
+        <w:t xml:space="preserve">Mehr u Nisa </w:t>
       </w:r>
     </w:p>
     <w:p>
@@ -552,7 +580,12 @@
     <w:sdt>
       <w:sdtPr>
         <w:rPr>
-          <w:rFonts w:ascii="Calibri" w:hAnsi="Calibri" w:cs="Calibri"/>
+          <w:rFonts w:ascii="Calibri" w:eastAsiaTheme="minorHAnsi" w:hAnsi="Calibri" w:cs="Calibri"/>
+          <w:color w:val="auto"/>
+          <w:kern w:val="2"/>
+          <w:sz w:val="24"/>
+          <w:szCs w:val="24"/>
+          <w14:ligatures w14:val="standardContextual"/>
         </w:rPr>
         <w:id w:val="1809278249"/>
         <w:docPartObj>
@@ -562,15 +595,9 @@
       </w:sdtPr>
       <w:sdtEndPr>
         <w:rPr>
-          <w:rFonts w:eastAsiaTheme="minorHAnsi"/>
           <w:b/>
           <w:bCs/>
           <w:noProof/>
-          <w:color w:val="auto"/>
-          <w:kern w:val="2"/>
-          <w:sz w:val="24"/>
-          <w:szCs w:val="24"/>
-          <w14:ligatures w14:val="standardContextual"/>
         </w:rPr>
       </w:sdtEndPr>
       <w:sdtContent>
@@ -2176,6 +2203,7 @@
       <w:r>
         <w:rPr>
           <w:rFonts w:ascii="Calibri" w:hAnsi="Calibri" w:cs="Calibri"/>
+          <w:noProof/>
         </w:rPr>
         <w:drawing>
           <wp:anchor distT="0" distB="0" distL="114300" distR="114300" simplePos="0" relativeHeight="251658240" behindDoc="0" locked="0" layoutInCell="1" allowOverlap="1" wp14:anchorId="6658860B" wp14:editId="7CAB79FB">
@@ -3279,6 +3307,7 @@
       <w:r>
         <w:rPr>
           <w:rFonts w:ascii="Calibri" w:hAnsi="Calibri" w:cs="Calibri"/>
+          <w:noProof/>
         </w:rPr>
         <w:drawing>
           <wp:anchor distT="0" distB="0" distL="114300" distR="114300" simplePos="0" relativeHeight="251660288" behindDoc="0" locked="0" layoutInCell="1" allowOverlap="1" wp14:anchorId="07820064" wp14:editId="556B426B">
@@ -3839,6 +3868,7 @@
       <w:r>
         <w:rPr>
           <w:rFonts w:ascii="Calibri" w:hAnsi="Calibri" w:cs="Calibri"/>
+          <w:noProof/>
         </w:rPr>
         <w:lastRenderedPageBreak/>
         <w:drawing>
@@ -4129,6 +4159,7 @@
       <w:r>
         <w:rPr>
           <w:rFonts w:ascii="Calibri" w:hAnsi="Calibri" w:cs="Calibri"/>
+          <w:noProof/>
         </w:rPr>
         <w:lastRenderedPageBreak/>
         <w:drawing>
@@ -4190,6 +4221,7 @@
       <w:r>
         <w:rPr>
           <w:rFonts w:ascii="Calibri" w:hAnsi="Calibri" w:cs="Calibri"/>
+          <w:noProof/>
         </w:rPr>
         <w:drawing>
           <wp:anchor distT="0" distB="0" distL="114300" distR="114300" simplePos="0" relativeHeight="251662336" behindDoc="0" locked="0" layoutInCell="1" allowOverlap="1" wp14:anchorId="2329CD39" wp14:editId="3E824935">
@@ -4279,6 +4311,7 @@
           <w:rFonts w:ascii="Calibri" w:hAnsi="Calibri" w:cs="Calibri"/>
           <w:b/>
           <w:bCs/>
+          <w:noProof/>
         </w:rPr>
         <w:lastRenderedPageBreak/>
         <w:drawing>
@@ -4336,6 +4369,7 @@
           <w:rFonts w:ascii="Calibri" w:hAnsi="Calibri" w:cs="Calibri"/>
           <w:b/>
           <w:bCs/>
+          <w:noProof/>
         </w:rPr>
         <w:drawing>
           <wp:anchor distT="0" distB="0" distL="114300" distR="114300" simplePos="0" relativeHeight="251664384" behindDoc="0" locked="0" layoutInCell="1" allowOverlap="1" wp14:anchorId="79F4D132" wp14:editId="314BAF9F">
@@ -4401,10 +4435,11 @@
           <w:rFonts w:ascii="Calibri" w:hAnsi="Calibri" w:cs="Calibri"/>
           <w:b/>
           <w:bCs/>
+          <w:noProof/>
         </w:rPr>
         <w:lastRenderedPageBreak/>
         <w:drawing>
-          <wp:anchor distT="0" distB="0" distL="114300" distR="114300" simplePos="0" relativeHeight="251667456" behindDoc="0" locked="0" layoutInCell="1" allowOverlap="1" wp14:anchorId="0C0B381E" wp14:editId="314B554B">
+          <wp:anchor distT="0" distB="0" distL="114300" distR="114300" simplePos="0" relativeHeight="251667456" behindDoc="0" locked="0" layoutInCell="1" allowOverlap="1" wp14:anchorId="0C0B381E" wp14:editId="5D10E6B5">
             <wp:simplePos x="0" y="0"/>
             <wp:positionH relativeFrom="margin">
               <wp:align>center</wp:align>
@@ -4464,6 +4499,7 @@
           <w:rFonts w:ascii="Calibri" w:hAnsi="Calibri" w:cs="Calibri"/>
           <w:b/>
           <w:bCs/>
+          <w:noProof/>
         </w:rPr>
         <w:drawing>
           <wp:anchor distT="0" distB="0" distL="114300" distR="114300" simplePos="0" relativeHeight="251666432" behindDoc="0" locked="0" layoutInCell="1" allowOverlap="1" wp14:anchorId="05E647B6" wp14:editId="2029E661">
@@ -8134,6 +8170,7 @@
   <w:style w:type="character" w:default="1" w:styleId="DefaultParagraphFont">
     <w:name w:val="Default Paragraph Font"/>
     <w:uiPriority w:val="1"/>
+    <w:semiHidden/>
     <w:unhideWhenUsed/>
   </w:style>
   <w:style w:type="table" w:default="1" w:styleId="TableNormal">
